--- a/assets/template/doc/wakilwali/SPT_WAWAKO.docx
+++ b/assets/template/doc/wakilwali/SPT_WAWAKO.docx
@@ -213,7 +213,6 @@
         </w:rPr>
       </w:pPr>
       <w:proofErr w:type="spellStart"/>
-      <w:proofErr w:type="gramStart"/>
       <w:r>
         <w:rPr>
           <w:rFonts w:ascii="Arial" w:hAnsi="Arial" w:cs="Arial"/>
@@ -225,14 +224,7 @@
         <w:rPr>
           <w:rFonts w:ascii="Arial" w:hAnsi="Arial" w:cs="Arial"/>
         </w:rPr>
-        <w:t xml:space="preserve"> :</w:t>
-      </w:r>
-      <w:proofErr w:type="gramEnd"/>
-      <w:r>
-        <w:rPr>
-          <w:rFonts w:ascii="Arial" w:hAnsi="Arial" w:cs="Arial"/>
-        </w:rPr>
-        <w:t xml:space="preserve"> ${</w:t>
+        <w:t xml:space="preserve"> : ${</w:t>
       </w:r>
       <w:proofErr w:type="spellStart"/>
       <w:r>
@@ -240,6 +232,12 @@
           <w:rFonts w:ascii="Arial" w:hAnsi="Arial" w:cs="Arial"/>
         </w:rPr>
         <w:t>letter_code</w:t>
+      </w:r>
+      <w:r>
+        <w:rPr>
+          <w:rFonts w:ascii="Arial" w:hAnsi="Arial" w:cs="Arial"/>
+        </w:rPr>
+        <w:t>_spt</w:t>
       </w:r>
       <w:proofErr w:type="spellEnd"/>
       <w:r>
@@ -329,17 +327,8 @@
           <w:rFonts w:ascii="Arial" w:hAnsi="Arial" w:cs="Arial"/>
           <w:lang w:eastAsia="ko-KR"/>
         </w:rPr>
-        <w:t xml:space="preserve">M E N U G A S K A </w:t>
-      </w:r>
-      <w:proofErr w:type="gramStart"/>
-      <w:r>
-        <w:rPr>
-          <w:rFonts w:ascii="Arial" w:hAnsi="Arial" w:cs="Arial"/>
-          <w:lang w:eastAsia="ko-KR"/>
-        </w:rPr>
-        <w:t>N :</w:t>
-      </w:r>
-      <w:proofErr w:type="gramEnd"/>
+        <w:t>M E N U G A S K A N :</w:t>
+      </w:r>
     </w:p>
     <w:p>
       <w:pPr>
@@ -746,15 +735,7 @@
                 <w:rFonts w:ascii="Arial" w:hAnsi="Arial" w:cs="Arial"/>
                 <w:lang w:eastAsia="ko-KR"/>
               </w:rPr>
-              <w:t>/</w:t>
-            </w:r>
-            <w:proofErr w:type="gramStart"/>
-            <w:r>
-              <w:rPr>
-                <w:rFonts w:ascii="Arial" w:hAnsi="Arial" w:cs="Arial"/>
-                <w:lang w:eastAsia="ko-KR"/>
-              </w:rPr>
-              <w:t>Gol .</w:t>
+              <w:t>/Gol .</w:t>
             </w:r>
             <w:proofErr w:type="spellStart"/>
             <w:r>
@@ -765,7 +746,6 @@
               <w:t>Ruangg</w:t>
             </w:r>
             <w:proofErr w:type="spellEnd"/>
-            <w:proofErr w:type="gramEnd"/>
           </w:p>
         </w:tc>
         <w:tc>
@@ -1247,7 +1227,6 @@
         <w:t xml:space="preserve"> </w:t>
       </w:r>
       <w:proofErr w:type="spellStart"/>
-      <w:proofErr w:type="gramStart"/>
       <w:r>
         <w:rPr>
           <w:rFonts w:ascii="Arial" w:hAnsi="Arial" w:cs="Arial"/>
@@ -1261,15 +1240,7 @@
           <w:rFonts w:ascii="Arial" w:hAnsi="Arial" w:cs="Arial"/>
           <w:lang w:eastAsia="ko-KR"/>
         </w:rPr>
-        <w:t xml:space="preserve">  $</w:t>
-      </w:r>
-      <w:proofErr w:type="gramEnd"/>
-      <w:r>
-        <w:rPr>
-          <w:rFonts w:ascii="Arial" w:hAnsi="Arial" w:cs="Arial"/>
-          <w:lang w:eastAsia="ko-KR"/>
-        </w:rPr>
-        <w:t>{</w:t>
+        <w:t xml:space="preserve">  ${</w:t>
       </w:r>
       <w:proofErr w:type="spellStart"/>
       <w:r>
